--- a/Github Vitta Care.docx
+++ b/Github Vitta Care.docx
@@ -4722,7 +4722,6 @@
           <w:szCs w:val="20"/>
         </w:rPr>
       </w:pPr>
-      <w:proofErr w:type="gramStart"/>
       <w:r>
         <w:rPr>
           <w:rFonts w:ascii="Courier New" w:eastAsia="Times New Roman" w:hAnsi="Courier New" w:cs="Courier New"/>
@@ -4731,7 +4730,6 @@
         </w:rPr>
         <w:t>bash</w:t>
       </w:r>
-      <w:proofErr w:type="gramEnd"/>
     </w:p>
     <w:p>
       <w:pPr>
@@ -4767,7 +4765,6 @@
         </w:rPr>
       </w:pPr>
       <w:proofErr w:type="spellStart"/>
-      <w:proofErr w:type="gramStart"/>
       <w:r>
         <w:rPr>
           <w:rFonts w:ascii="inherit" w:eastAsia="Times New Roman" w:hAnsi="inherit" w:cs="Courier New"/>
@@ -4778,7 +4775,6 @@
         <w:t>git</w:t>
       </w:r>
       <w:proofErr w:type="spellEnd"/>
-      <w:proofErr w:type="gramEnd"/>
       <w:r>
         <w:rPr>
           <w:rFonts w:ascii="inherit" w:eastAsia="Times New Roman" w:hAnsi="inherit" w:cs="Courier New"/>
@@ -5102,7 +5098,6 @@
           <w:szCs w:val="20"/>
         </w:rPr>
       </w:pPr>
-      <w:proofErr w:type="gramStart"/>
       <w:r>
         <w:rPr>
           <w:rFonts w:ascii="Courier New" w:eastAsia="Times New Roman" w:hAnsi="Courier New" w:cs="Courier New"/>
@@ -5111,7 +5106,6 @@
         </w:rPr>
         <w:t>bash</w:t>
       </w:r>
-      <w:proofErr w:type="gramEnd"/>
     </w:p>
     <w:p>
       <w:pPr>
@@ -5147,7 +5141,6 @@
         </w:rPr>
       </w:pPr>
       <w:proofErr w:type="spellStart"/>
-      <w:proofErr w:type="gramStart"/>
       <w:r>
         <w:rPr>
           <w:rFonts w:ascii="inherit" w:eastAsia="Times New Roman" w:hAnsi="inherit" w:cs="Courier New"/>
@@ -5158,7 +5151,6 @@
         <w:t>git</w:t>
       </w:r>
       <w:proofErr w:type="spellEnd"/>
-      <w:proofErr w:type="gramEnd"/>
       <w:r>
         <w:rPr>
           <w:rFonts w:ascii="inherit" w:eastAsia="Times New Roman" w:hAnsi="inherit" w:cs="Courier New"/>
@@ -5268,7 +5260,6 @@
           <w:szCs w:val="20"/>
         </w:rPr>
       </w:pPr>
-      <w:proofErr w:type="gramStart"/>
       <w:r>
         <w:rPr>
           <w:rFonts w:ascii="Courier New" w:eastAsia="Times New Roman" w:hAnsi="Courier New" w:cs="Courier New"/>
@@ -5277,7 +5268,6 @@
         </w:rPr>
         <w:t>bash</w:t>
       </w:r>
-      <w:proofErr w:type="gramEnd"/>
     </w:p>
     <w:p>
       <w:pPr>
@@ -5313,7 +5303,6 @@
         </w:rPr>
       </w:pPr>
       <w:proofErr w:type="spellStart"/>
-      <w:proofErr w:type="gramStart"/>
       <w:r>
         <w:rPr>
           <w:rFonts w:ascii="inherit" w:eastAsia="Times New Roman" w:hAnsi="inherit" w:cs="Courier New"/>
@@ -5324,7 +5313,6 @@
         <w:t>git</w:t>
       </w:r>
       <w:proofErr w:type="spellEnd"/>
-      <w:proofErr w:type="gramEnd"/>
       <w:r>
         <w:rPr>
           <w:rFonts w:ascii="inherit" w:eastAsia="Times New Roman" w:hAnsi="inherit" w:cs="Courier New"/>
@@ -5651,7 +5639,6 @@
           <w:szCs w:val="20"/>
         </w:rPr>
       </w:pPr>
-      <w:proofErr w:type="gramStart"/>
       <w:r>
         <w:rPr>
           <w:rFonts w:ascii="Courier New" w:eastAsia="Times New Roman" w:hAnsi="Courier New" w:cs="Courier New"/>
@@ -5660,7 +5647,6 @@
         </w:rPr>
         <w:t>bash</w:t>
       </w:r>
-      <w:proofErr w:type="gramEnd"/>
     </w:p>
     <w:p>
       <w:pPr>
@@ -5697,7 +5683,6 @@
         </w:rPr>
       </w:pPr>
       <w:proofErr w:type="spellStart"/>
-      <w:proofErr w:type="gramStart"/>
       <w:r>
         <w:rPr>
           <w:rFonts w:ascii="inherit" w:eastAsia="Times New Roman" w:hAnsi="inherit" w:cs="Courier New"/>
@@ -5708,7 +5693,6 @@
         <w:t>git</w:t>
       </w:r>
       <w:proofErr w:type="spellEnd"/>
-      <w:proofErr w:type="gramEnd"/>
       <w:r>
         <w:rPr>
           <w:rFonts w:ascii="inherit" w:eastAsia="Times New Roman" w:hAnsi="inherit" w:cs="Courier New"/>
@@ -5754,7 +5738,6 @@
         </w:rPr>
       </w:pPr>
       <w:proofErr w:type="spellStart"/>
-      <w:proofErr w:type="gramStart"/>
       <w:r>
         <w:rPr>
           <w:rFonts w:ascii="inherit" w:eastAsia="Times New Roman" w:hAnsi="inherit" w:cs="Courier New"/>
@@ -5765,7 +5748,6 @@
         <w:t>git</w:t>
       </w:r>
       <w:proofErr w:type="spellEnd"/>
-      <w:proofErr w:type="gramEnd"/>
       <w:r>
         <w:rPr>
           <w:rFonts w:ascii="inherit" w:eastAsia="Times New Roman" w:hAnsi="inherit" w:cs="Courier New"/>
@@ -5850,7 +5832,6 @@
         </w:rPr>
       </w:pPr>
       <w:proofErr w:type="spellStart"/>
-      <w:proofErr w:type="gramStart"/>
       <w:r>
         <w:rPr>
           <w:rFonts w:ascii="inherit" w:eastAsia="Times New Roman" w:hAnsi="inherit" w:cs="Courier New"/>
@@ -5861,7 +5842,6 @@
         <w:t>git</w:t>
       </w:r>
       <w:proofErr w:type="spellEnd"/>
-      <w:proofErr w:type="gramEnd"/>
       <w:r>
         <w:rPr>
           <w:rFonts w:ascii="inherit" w:eastAsia="Times New Roman" w:hAnsi="inherit" w:cs="Courier New"/>
@@ -6046,6 +6026,163 @@
         </w:rPr>
         <w:t>.</w:t>
       </w:r>
+    </w:p>
+    <w:p>
+      <w:pPr>
+        <w:rPr>
+          <w:lang w:val="es-ES"/>
+        </w:rPr>
+      </w:pPr>
+      <w:r>
+        <w:rPr>
+          <w:noProof/>
+        </w:rPr>
+        <w:drawing>
+          <wp:inline distT="0" distB="0" distL="0" distR="0" wp14:anchorId="3F49DC8B" wp14:editId="75DBF1BB">
+            <wp:extent cx="6858000" cy="3857625"/>
+            <wp:effectExtent l="0" t="0" r="0" b="9525"/>
+            <wp:docPr id="12" name="Imagen 12"/>
+            <wp:cNvGraphicFramePr>
+              <a:graphicFrameLocks xmlns:a="http://schemas.openxmlformats.org/drawingml/2006/main" noChangeAspect="1"/>
+            </wp:cNvGraphicFramePr>
+            <a:graphic xmlns:a="http://schemas.openxmlformats.org/drawingml/2006/main">
+              <a:graphicData uri="http://schemas.openxmlformats.org/drawingml/2006/picture">
+                <pic:pic xmlns:pic="http://schemas.openxmlformats.org/drawingml/2006/picture">
+                  <pic:nvPicPr>
+                    <pic:cNvPr id="1" name=""/>
+                    <pic:cNvPicPr/>
+                  </pic:nvPicPr>
+                  <pic:blipFill>
+                    <a:blip r:embed="rId19"/>
+                    <a:stretch>
+                      <a:fillRect/>
+                    </a:stretch>
+                  </pic:blipFill>
+                  <pic:spPr>
+                    <a:xfrm>
+                      <a:off x="0" y="0"/>
+                      <a:ext cx="6858000" cy="3857625"/>
+                    </a:xfrm>
+                    <a:prstGeom prst="rect">
+                      <a:avLst/>
+                    </a:prstGeom>
+                  </pic:spPr>
+                </pic:pic>
+              </a:graphicData>
+            </a:graphic>
+          </wp:inline>
+        </w:drawing>
+      </w:r>
+    </w:p>
+    <w:p>
+      <w:proofErr w:type="spellStart"/>
+      <w:r>
+        <w:t>git</w:t>
+      </w:r>
+      <w:proofErr w:type="spellEnd"/>
+      <w:r>
+        <w:t xml:space="preserve"> remote add origin https://github.com/TRUENO59/VittaCare.git</w:t>
+      </w:r>
+    </w:p>
+    <w:p>
+      <w:pPr>
+        <w:rPr>
+          <w:lang w:val="es-ES"/>
+        </w:rPr>
+      </w:pPr>
+      <w:proofErr w:type="spellStart"/>
+      <w:r>
+        <w:rPr>
+          <w:lang w:val="es-ES"/>
+        </w:rPr>
+        <w:t>git</w:t>
+      </w:r>
+      <w:proofErr w:type="spellEnd"/>
+      <w:r>
+        <w:rPr>
+          <w:lang w:val="es-ES"/>
+        </w:rPr>
+        <w:t xml:space="preserve"> </w:t>
+      </w:r>
+      <w:proofErr w:type="spellStart"/>
+      <w:r>
+        <w:rPr>
+          <w:lang w:val="es-ES"/>
+        </w:rPr>
+        <w:t>branch</w:t>
+      </w:r>
+      <w:proofErr w:type="spellEnd"/>
+      <w:r>
+        <w:rPr>
+          <w:lang w:val="es-ES"/>
+        </w:rPr>
+        <w:t xml:space="preserve"> -M </w:t>
+      </w:r>
+      <w:proofErr w:type="spellStart"/>
+      <w:r>
+        <w:rPr>
+          <w:lang w:val="es-ES"/>
+        </w:rPr>
+        <w:t>main</w:t>
+      </w:r>
+      <w:proofErr w:type="spellEnd"/>
+    </w:p>
+    <w:p>
+      <w:pPr>
+        <w:rPr>
+          <w:lang w:val="es-ES"/>
+        </w:rPr>
+      </w:pPr>
+      <w:proofErr w:type="spellStart"/>
+      <w:r>
+        <w:rPr>
+          <w:lang w:val="es-ES"/>
+        </w:rPr>
+        <w:t>git</w:t>
+      </w:r>
+      <w:proofErr w:type="spellEnd"/>
+      <w:r>
+        <w:rPr>
+          <w:lang w:val="es-ES"/>
+        </w:rPr>
+        <w:t xml:space="preserve"> </w:t>
+      </w:r>
+      <w:proofErr w:type="spellStart"/>
+      <w:r>
+        <w:rPr>
+          <w:lang w:val="es-ES"/>
+        </w:rPr>
+        <w:t>push</w:t>
+      </w:r>
+      <w:proofErr w:type="spellEnd"/>
+      <w:r>
+        <w:rPr>
+          <w:lang w:val="es-ES"/>
+        </w:rPr>
+        <w:t xml:space="preserve"> -u </w:t>
+      </w:r>
+      <w:proofErr w:type="spellStart"/>
+      <w:r>
+        <w:rPr>
+          <w:lang w:val="es-ES"/>
+        </w:rPr>
+        <w:t>origin</w:t>
+      </w:r>
+      <w:proofErr w:type="spellEnd"/>
+      <w:r>
+        <w:rPr>
+          <w:lang w:val="es-ES"/>
+        </w:rPr>
+        <w:t xml:space="preserve"> </w:t>
+      </w:r>
+      <w:proofErr w:type="spellStart"/>
+      <w:r>
+        <w:rPr>
+          <w:lang w:val="es-ES"/>
+        </w:rPr>
+        <w:t>main</w:t>
+      </w:r>
+      <w:proofErr w:type="spellEnd"/>
     </w:p>
     <w:p>
       <w:pPr>

--- a/Github Vitta Care.docx
+++ b/Github Vitta Care.docx
@@ -6085,104 +6085,251 @@
       </w:r>
     </w:p>
     <w:p>
-      <w:pPr>
-        <w:rPr>
-          <w:lang w:val="es-ES"/>
-        </w:rPr>
-      </w:pPr>
-      <w:proofErr w:type="spellStart"/>
-      <w:r>
-        <w:rPr>
-          <w:lang w:val="es-ES"/>
-        </w:rPr>
+      <w:proofErr w:type="spellStart"/>
+      <w:proofErr w:type="gramStart"/>
+      <w:r>
         <w:t>git</w:t>
       </w:r>
       <w:proofErr w:type="spellEnd"/>
-      <w:r>
-        <w:rPr>
-          <w:lang w:val="es-ES"/>
-        </w:rPr>
-        <w:t xml:space="preserve"> </w:t>
-      </w:r>
-      <w:proofErr w:type="spellStart"/>
-      <w:r>
-        <w:rPr>
-          <w:lang w:val="es-ES"/>
-        </w:rPr>
-        <w:t>branch</w:t>
-      </w:r>
-      <w:proofErr w:type="spellEnd"/>
-      <w:r>
-        <w:rPr>
-          <w:lang w:val="es-ES"/>
-        </w:rPr>
-        <w:t xml:space="preserve"> -M </w:t>
-      </w:r>
-      <w:proofErr w:type="spellStart"/>
-      <w:r>
-        <w:rPr>
-          <w:lang w:val="es-ES"/>
-        </w:rPr>
-        <w:t>main</w:t>
-      </w:r>
-      <w:proofErr w:type="spellEnd"/>
-    </w:p>
-    <w:p>
-      <w:pPr>
-        <w:rPr>
-          <w:lang w:val="es-ES"/>
-        </w:rPr>
-      </w:pPr>
-      <w:proofErr w:type="spellStart"/>
-      <w:r>
-        <w:rPr>
-          <w:lang w:val="es-ES"/>
-        </w:rPr>
+      <w:proofErr w:type="gramEnd"/>
+      <w:r>
+        <w:t xml:space="preserve"> branch -M main</w:t>
+      </w:r>
+    </w:p>
+    <w:p>
+      <w:proofErr w:type="spellStart"/>
+      <w:proofErr w:type="gramStart"/>
+      <w:r>
         <w:t>git</w:t>
       </w:r>
       <w:proofErr w:type="spellEnd"/>
-      <w:r>
-        <w:rPr>
-          <w:lang w:val="es-ES"/>
-        </w:rPr>
-        <w:t xml:space="preserve"> </w:t>
-      </w:r>
-      <w:proofErr w:type="spellStart"/>
-      <w:r>
-        <w:rPr>
-          <w:lang w:val="es-ES"/>
-        </w:rPr>
-        <w:t>push</w:t>
-      </w:r>
-      <w:proofErr w:type="spellEnd"/>
-      <w:r>
-        <w:rPr>
-          <w:lang w:val="es-ES"/>
-        </w:rPr>
-        <w:t xml:space="preserve"> -u </w:t>
-      </w:r>
-      <w:proofErr w:type="spellStart"/>
-      <w:r>
-        <w:rPr>
-          <w:lang w:val="es-ES"/>
-        </w:rPr>
-        <w:t>origin</w:t>
-      </w:r>
-      <w:proofErr w:type="spellEnd"/>
-      <w:r>
-        <w:rPr>
-          <w:lang w:val="es-ES"/>
-        </w:rPr>
-        <w:t xml:space="preserve"> </w:t>
-      </w:r>
-      <w:proofErr w:type="spellStart"/>
-      <w:r>
-        <w:rPr>
-          <w:lang w:val="es-ES"/>
-        </w:rPr>
-        <w:t>main</w:t>
-      </w:r>
-      <w:proofErr w:type="spellEnd"/>
+      <w:proofErr w:type="gramEnd"/>
+      <w:r>
+        <w:t xml:space="preserve"> push -u origin main</w:t>
+      </w:r>
+    </w:p>
+    <w:p>
+      <w:pPr>
+        <w:rPr>
+          <w:lang w:val="es-ES"/>
+        </w:rPr>
+      </w:pPr>
+      <w:r>
+        <w:rPr>
+          <w:lang w:val="es-ES"/>
+        </w:rPr>
+        <w:br w:type="page"/>
+      </w:r>
+    </w:p>
+    <w:p>
+      <w:pPr>
+        <w:rPr>
+          <w:lang w:val="es-ES"/>
+        </w:rPr>
+      </w:pPr>
+      <w:r>
+        <w:rPr>
+          <w:lang w:val="es-ES"/>
+        </w:rPr>
+        <w:lastRenderedPageBreak/>
+        <w:t>25ABR2026</w:t>
+      </w:r>
+    </w:p>
+    <w:p>
+      <w:pPr>
+        <w:rPr>
+          <w:lang w:val="es-ES"/>
+        </w:rPr>
+      </w:pPr>
+      <w:r>
+        <w:rPr>
+          <w:noProof/>
+        </w:rPr>
+        <w:drawing>
+          <wp:inline distT="0" distB="0" distL="0" distR="0" wp14:anchorId="7A6E7895" wp14:editId="3972C22D">
+            <wp:extent cx="6858000" cy="3857625"/>
+            <wp:effectExtent l="0" t="0" r="0" b="9525"/>
+            <wp:docPr id="16" name="Imagen 16"/>
+            <wp:cNvGraphicFramePr>
+              <a:graphicFrameLocks xmlns:a="http://schemas.openxmlformats.org/drawingml/2006/main" noChangeAspect="1"/>
+            </wp:cNvGraphicFramePr>
+            <a:graphic xmlns:a="http://schemas.openxmlformats.org/drawingml/2006/main">
+              <a:graphicData uri="http://schemas.openxmlformats.org/drawingml/2006/picture">
+                <pic:pic xmlns:pic="http://schemas.openxmlformats.org/drawingml/2006/picture">
+                  <pic:nvPicPr>
+                    <pic:cNvPr id="1" name=""/>
+                    <pic:cNvPicPr/>
+                  </pic:nvPicPr>
+                  <pic:blipFill>
+                    <a:blip r:embed="rId20"/>
+                    <a:stretch>
+                      <a:fillRect/>
+                    </a:stretch>
+                  </pic:blipFill>
+                  <pic:spPr>
+                    <a:xfrm>
+                      <a:off x="0" y="0"/>
+                      <a:ext cx="6858000" cy="3857625"/>
+                    </a:xfrm>
+                    <a:prstGeom prst="rect">
+                      <a:avLst/>
+                    </a:prstGeom>
+                  </pic:spPr>
+                </pic:pic>
+              </a:graphicData>
+            </a:graphic>
+          </wp:inline>
+        </w:drawing>
+      </w:r>
+    </w:p>
+    <w:p>
+      <w:pPr>
+        <w:rPr>
+          <w:lang w:val="es-ES"/>
+        </w:rPr>
+      </w:pPr>
+      <w:r>
+        <w:rPr>
+          <w:noProof/>
+        </w:rPr>
+        <w:drawing>
+          <wp:inline distT="0" distB="0" distL="0" distR="0" wp14:anchorId="15CC5467" wp14:editId="64A8FF29">
+            <wp:extent cx="6858000" cy="3857625"/>
+            <wp:effectExtent l="0" t="0" r="0" b="9525"/>
+            <wp:docPr id="17" name="Imagen 17"/>
+            <wp:cNvGraphicFramePr>
+              <a:graphicFrameLocks xmlns:a="http://schemas.openxmlformats.org/drawingml/2006/main" noChangeAspect="1"/>
+            </wp:cNvGraphicFramePr>
+            <a:graphic xmlns:a="http://schemas.openxmlformats.org/drawingml/2006/main">
+              <a:graphicData uri="http://schemas.openxmlformats.org/drawingml/2006/picture">
+                <pic:pic xmlns:pic="http://schemas.openxmlformats.org/drawingml/2006/picture">
+                  <pic:nvPicPr>
+                    <pic:cNvPr id="1" name=""/>
+                    <pic:cNvPicPr/>
+                  </pic:nvPicPr>
+                  <pic:blipFill>
+                    <a:blip r:embed="rId21"/>
+                    <a:stretch>
+                      <a:fillRect/>
+                    </a:stretch>
+                  </pic:blipFill>
+                  <pic:spPr>
+                    <a:xfrm>
+                      <a:off x="0" y="0"/>
+                      <a:ext cx="6858000" cy="3857625"/>
+                    </a:xfrm>
+                    <a:prstGeom prst="rect">
+                      <a:avLst/>
+                    </a:prstGeom>
+                  </pic:spPr>
+                </pic:pic>
+              </a:graphicData>
+            </a:graphic>
+          </wp:inline>
+        </w:drawing>
+      </w:r>
+    </w:p>
+    <w:p>
+      <w:pPr>
+        <w:rPr>
+          <w:lang w:val="es-ES"/>
+        </w:rPr>
+      </w:pPr>
+    </w:p>
+    <w:p>
+      <w:pPr>
+        <w:rPr>
+          <w:lang w:val="es-ES"/>
+        </w:rPr>
+      </w:pPr>
+      <w:r>
+        <w:rPr>
+          <w:noProof/>
+        </w:rPr>
+        <w:lastRenderedPageBreak/>
+        <w:drawing>
+          <wp:inline distT="0" distB="0" distL="0" distR="0" wp14:anchorId="0FA952E7" wp14:editId="1A5BA8E4">
+            <wp:extent cx="6858000" cy="3857625"/>
+            <wp:effectExtent l="0" t="0" r="0" b="9525"/>
+            <wp:docPr id="18" name="Imagen 18"/>
+            <wp:cNvGraphicFramePr>
+              <a:graphicFrameLocks xmlns:a="http://schemas.openxmlformats.org/drawingml/2006/main" noChangeAspect="1"/>
+            </wp:cNvGraphicFramePr>
+            <a:graphic xmlns:a="http://schemas.openxmlformats.org/drawingml/2006/main">
+              <a:graphicData uri="http://schemas.openxmlformats.org/drawingml/2006/picture">
+                <pic:pic xmlns:pic="http://schemas.openxmlformats.org/drawingml/2006/picture">
+                  <pic:nvPicPr>
+                    <pic:cNvPr id="1" name=""/>
+                    <pic:cNvPicPr/>
+                  </pic:nvPicPr>
+                  <pic:blipFill>
+                    <a:blip r:embed="rId22"/>
+                    <a:stretch>
+                      <a:fillRect/>
+                    </a:stretch>
+                  </pic:blipFill>
+                  <pic:spPr>
+                    <a:xfrm>
+                      <a:off x="0" y="0"/>
+                      <a:ext cx="6858000" cy="3857625"/>
+                    </a:xfrm>
+                    <a:prstGeom prst="rect">
+                      <a:avLst/>
+                    </a:prstGeom>
+                  </pic:spPr>
+                </pic:pic>
+              </a:graphicData>
+            </a:graphic>
+          </wp:inline>
+        </w:drawing>
+      </w:r>
+    </w:p>
+    <w:p>
+      <w:pPr>
+        <w:rPr>
+          <w:lang w:val="es-ES"/>
+        </w:rPr>
+      </w:pPr>
+      <w:r>
+        <w:rPr>
+          <w:noProof/>
+        </w:rPr>
+        <w:drawing>
+          <wp:inline distT="0" distB="0" distL="0" distR="0" wp14:anchorId="78DFE646" wp14:editId="13B804AC">
+            <wp:extent cx="6858000" cy="3857625"/>
+            <wp:effectExtent l="0" t="0" r="0" b="9525"/>
+            <wp:docPr id="19" name="Imagen 19"/>
+            <wp:cNvGraphicFramePr>
+              <a:graphicFrameLocks xmlns:a="http://schemas.openxmlformats.org/drawingml/2006/main" noChangeAspect="1"/>
+            </wp:cNvGraphicFramePr>
+            <a:graphic xmlns:a="http://schemas.openxmlformats.org/drawingml/2006/main">
+              <a:graphicData uri="http://schemas.openxmlformats.org/drawingml/2006/picture">
+                <pic:pic xmlns:pic="http://schemas.openxmlformats.org/drawingml/2006/picture">
+                  <pic:nvPicPr>
+                    <pic:cNvPr id="1" name=""/>
+                    <pic:cNvPicPr/>
+                  </pic:nvPicPr>
+                  <pic:blipFill>
+                    <a:blip r:embed="rId23"/>
+                    <a:stretch>
+                      <a:fillRect/>
+                    </a:stretch>
+                  </pic:blipFill>
+                  <pic:spPr>
+                    <a:xfrm>
+                      <a:off x="0" y="0"/>
+                      <a:ext cx="6858000" cy="3857625"/>
+                    </a:xfrm>
+                    <a:prstGeom prst="rect">
+                      <a:avLst/>
+                    </a:prstGeom>
+                  </pic:spPr>
+                </pic:pic>
+              </a:graphicData>
+            </a:graphic>
+          </wp:inline>
+        </w:drawing>
+      </w:r>
     </w:p>
     <w:p>
       <w:pPr>

--- a/Github Vitta Care.docx
+++ b/Github Vitta Care.docx
@@ -6109,15 +6109,7 @@
       </w:r>
     </w:p>
     <w:p>
-      <w:pPr>
-        <w:rPr>
-          <w:lang w:val="es-ES"/>
-        </w:rPr>
-      </w:pPr>
-      <w:r>
-        <w:rPr>
-          <w:lang w:val="es-ES"/>
-        </w:rPr>
+      <w:r>
         <w:br w:type="page"/>
       </w:r>
     </w:p>
@@ -6332,11 +6324,136 @@
       </w:r>
     </w:p>
     <w:p>
-      <w:pPr>
-        <w:rPr>
-          <w:lang w:val="es-ES"/>
-        </w:rPr>
-      </w:pPr>
+      <w:r>
+        <w:br w:type="page"/>
+      </w:r>
+    </w:p>
+    <w:p>
+      <w:proofErr w:type="gramStart"/>
+      <w:r>
+        <w:lastRenderedPageBreak/>
+        <w:t>c</w:t>
+      </w:r>
+      <w:r>
+        <w:t>d</w:t>
+      </w:r>
+      <w:proofErr w:type="gramEnd"/>
+      <w:r>
+        <w:t xml:space="preserve"> C:\Users\nani3\Downloads\VittaCare</w:t>
+      </w:r>
+    </w:p>
+    <w:p>
+      <w:proofErr w:type="spellStart"/>
+      <w:proofErr w:type="gramStart"/>
+      <w:r>
+        <w:t>git</w:t>
+      </w:r>
+      <w:proofErr w:type="spellEnd"/>
+      <w:proofErr w:type="gramEnd"/>
+      <w:r>
+        <w:t xml:space="preserve"> </w:t>
+      </w:r>
+      <w:proofErr w:type="spellStart"/>
+      <w:r>
+        <w:t>init</w:t>
+      </w:r>
+      <w:proofErr w:type="spellEnd"/>
+    </w:p>
+    <w:p>
+      <w:proofErr w:type="spellStart"/>
+      <w:proofErr w:type="gramStart"/>
+      <w:r>
+        <w:t>git</w:t>
+      </w:r>
+      <w:proofErr w:type="spellEnd"/>
+      <w:proofErr w:type="gramEnd"/>
+      <w:r>
+        <w:t xml:space="preserve"> add .</w:t>
+      </w:r>
+    </w:p>
+    <w:p>
+      <w:proofErr w:type="spellStart"/>
+      <w:proofErr w:type="gramStart"/>
+      <w:r>
+        <w:t>git</w:t>
+      </w:r>
+      <w:proofErr w:type="spellEnd"/>
+      <w:proofErr w:type="gramEnd"/>
+      <w:r>
+        <w:t xml:space="preserve"> commit -m "</w:t>
+      </w:r>
+      <w:proofErr w:type="spellStart"/>
+      <w:r>
+        <w:t>colocar</w:t>
+      </w:r>
+      <w:proofErr w:type="spellEnd"/>
+      <w:r>
+        <w:t xml:space="preserve"> banner"</w:t>
+      </w:r>
+    </w:p>
+    <w:p>
+      <w:proofErr w:type="spellStart"/>
+      <w:proofErr w:type="gramStart"/>
+      <w:r>
+        <w:t>git</w:t>
+      </w:r>
+      <w:proofErr w:type="spellEnd"/>
+      <w:proofErr w:type="gramEnd"/>
+      <w:r>
+        <w:t xml:space="preserve"> branch -M main</w:t>
+      </w:r>
+    </w:p>
+    <w:p>
+      <w:proofErr w:type="spellStart"/>
+      <w:proofErr w:type="gramStart"/>
+      <w:r>
+        <w:t>git</w:t>
+      </w:r>
+      <w:proofErr w:type="spellEnd"/>
+      <w:proofErr w:type="gramEnd"/>
+      <w:r>
+        <w:t xml:space="preserve"> remote add origin </w:t>
+      </w:r>
+      <w:hyperlink r:id="rId24" w:history="1">
+        <w:r>
+          <w:rPr>
+            <w:rStyle w:val="Hipervnculo"/>
+          </w:rPr>
+          <w:t>https://github.com/TRUENO59/VittaCare.git</w:t>
+        </w:r>
+      </w:hyperlink>
+    </w:p>
+    <w:p>
+      <w:proofErr w:type="spellStart"/>
+      <w:proofErr w:type="gramStart"/>
+      <w:r>
+        <w:t>git</w:t>
+      </w:r>
+      <w:proofErr w:type="spellEnd"/>
+      <w:proofErr w:type="gramEnd"/>
+      <w:r>
+        <w:t xml:space="preserve"> push –u origin main</w:t>
+      </w:r>
+    </w:p>
+    <w:p>
+      <w:proofErr w:type="spellStart"/>
+      <w:proofErr w:type="gramStart"/>
+      <w:r>
+        <w:t>git</w:t>
+      </w:r>
+      <w:proofErr w:type="spellEnd"/>
+      <w:proofErr w:type="gramEnd"/>
+      <w:r>
+        <w:t xml:space="preserve"> remote </w:t>
+      </w:r>
+      <w:r>
+        <w:t>–</w:t>
+      </w:r>
+      <w:r>
+        <w:t>v</w:t>
+      </w:r>
+    </w:p>
+    <w:p>
       <w:bookmarkStart w:id="0" w:name="_GoBack"/>
       <w:bookmarkEnd w:id="0"/>
     </w:p>
